--- a/public/gallery/examples/customer-success-manager/en/resume.docx
+++ b/public/gallery/examples/customer-success-manager/en/resume.docx
@@ -66,7 +66,7 @@
         </w:rPr>
         <w:t xml:space="preserve">📧 </w:t>
       </w:r>
-      <w:hyperlink w:history="1" r:id="rIdbwcbg42razqy0sak_4yp4">
+      <w:hyperlink w:history="1" r:id="rIdcmjtpuqbpg2fllzy7dgqk">
         <w:r>
           <w:rPr>
             <w:sz w:val="18"/>
@@ -89,7 +89,7 @@
         </w:rPr>
         <w:t xml:space="preserve">🔗 </w:t>
       </w:r>
-      <w:hyperlink w:history="1" r:id="rIdxjpoykgqu8aued5fklnji">
+      <w:hyperlink w:history="1" r:id="rId4mymwfox2cnh4cnstsucb">
         <w:r>
           <w:rPr>
             <w:sz w:val="18"/>
@@ -124,7 +124,7 @@
         <w:spacing w:after="200" w:line="276"/>
         <w:jc w:val="center"/>
       </w:pPr>
-      <w:hyperlink w:history="1" r:id="rIdipsju9vb3r3589udpp9pj">
+      <w:hyperlink w:history="1" r:id="rId9tpob1n1qjk9spttx7usc">
         <w:r>
           <w:rPr>
             <w:sz w:val="18"/>
@@ -140,7 +140,7 @@
         </w:rPr>
         <w:t xml:space="preserve"> • </w:t>
       </w:r>
-      <w:hyperlink w:history="1" r:id="rIdza_e4m_bb_eroe_cjdzoj">
+      <w:hyperlink w:history="1" r:id="rIdlrzn5aaw6wxg19vbdv2t9">
         <w:r>
           <w:rPr>
             <w:sz w:val="18"/>
@@ -299,7 +299,7 @@
         </w:rPr>
         <w:t xml:space="preserve">	</w:t>
       </w:r>
-      <w:hyperlink w:history="1" r:id="rIdddzdlqmdrxkmjy1whdmvb">
+      <w:hyperlink w:history="1" r:id="rId-bixq8kz8wqo5hcqfhke_">
         <w:r>
           <w:rPr>
             <w:sz w:val="18"/>
@@ -462,7 +462,7 @@
         </w:rPr>
         <w:t xml:space="preserve">	</w:t>
       </w:r>
-      <w:hyperlink w:history="1" r:id="rIdpj3klkefslccyp6w2ttbv">
+      <w:hyperlink w:history="1" r:id="rId2uky4kpdp5ks8_emis4s7">
         <w:r>
           <w:rPr>
             <w:sz w:val="18"/>
@@ -663,7 +663,7 @@
         </w:rPr>
         <w:t xml:space="preserve">	</w:t>
       </w:r>
-      <w:hyperlink w:history="1" r:id="rId18orh6weeooiic4rbiscw">
+      <w:hyperlink w:history="1" r:id="rIdotdm0roaf22-l3a96dhsi">
         <w:r>
           <w:rPr>
             <w:sz w:val="18"/>
@@ -1211,7 +1211,7 @@
         </w:rPr>
         <w:t xml:space="preserve">	</w:t>
       </w:r>
-      <w:hyperlink w:history="1" r:id="rIdf8l27fbt_6nouakqmjhxu">
+      <w:hyperlink w:history="1" r:id="rId949hxq27fb8ctxbrrg8c5">
         <w:r>
           <w:rPr>
             <w:sz w:val="18"/>
@@ -1277,7 +1277,7 @@
         </w:rPr>
         <w:t xml:space="preserve">	</w:t>
       </w:r>
-      <w:hyperlink w:history="1" r:id="rIdw3ch8mzgn8cvpiayq5zip">
+      <w:hyperlink w:history="1" r:id="rIdirpdkz-cdxbxqok1tq3mq">
         <w:r>
           <w:rPr>
             <w:sz w:val="18"/>
@@ -1343,7 +1343,7 @@
         </w:rPr>
         <w:t xml:space="preserve">	</w:t>
       </w:r>
-      <w:hyperlink w:history="1" r:id="rIdf4q0q4yxssukcbvei4to6">
+      <w:hyperlink w:history="1" r:id="rIdp4tvrdqfik0g4wannsxb2">
         <w:r>
           <w:rPr>
             <w:sz w:val="18"/>
@@ -1428,7 +1428,7 @@
         </w:rPr>
         <w:t xml:space="preserve">	</w:t>
       </w:r>
-      <w:hyperlink w:history="1" r:id="rIdkazewpyhyhks8fimqbuzk">
+      <w:hyperlink w:history="1" r:id="rIdzwwaf4obfx4amclnn-xqo">
         <w:r>
           <w:rPr>
             <w:sz w:val="18"/>
@@ -1570,7 +1570,7 @@
         </w:rPr>
         <w:t xml:space="preserve">	</w:t>
       </w:r>
-      <w:hyperlink w:history="1" r:id="rId291isr09pfi5jtyc-e1lc">
+      <w:hyperlink w:history="1" r:id="rId4_zanrtvccnoqo2jokinm">
         <w:r>
           <w:rPr>
             <w:sz w:val="18"/>
@@ -1714,7 +1714,7 @@
         </w:rPr>
         <w:t xml:space="preserve">	</w:t>
       </w:r>
-      <w:hyperlink w:history="1" r:id="rIdwfnfnz4mldavf6rdfd4vh">
+      <w:hyperlink w:history="1" r:id="rIdir25jpr-2jwnvicnoslo3">
         <w:r>
           <w:rPr>
             <w:sz w:val="18"/>
@@ -1980,7 +1980,7 @@
         </w:rPr>
         <w:t xml:space="preserve">	</w:t>
       </w:r>
-      <w:hyperlink w:history="1" r:id="rIdkbpatux90oufc8eop7mdj">
+      <w:hyperlink w:history="1" r:id="rIdo0fbnq9vvk4_zrjtgcd_2">
         <w:r>
           <w:rPr>
             <w:sz w:val="18"/>
